--- a/CEZA - Koll_deu_RF.docx
+++ b/CEZA - Koll_deu_RF.docx
@@ -362,7 +362,27 @@
           <w:sz w:val="24"/>
           <w:szCs w:val="24"/>
         </w:rPr>
-        <w:t xml:space="preserve">{ZIP} </w:t>
+        <w:t>{ZIP}</w:t>
+      </w:r>
+      <w:r>
+        <w:rPr>
+          <w:rFonts w:ascii="Calibri" w:hAnsi="Calibri" w:cs="Calibri"/>
+          <w:color w:val="003C64"/>
+          <w:spacing w:val="-2"/>
+          <w:sz w:val="24"/>
+          <w:szCs w:val="24"/>
+        </w:rPr>
+        <w:t>}</w:t>
+      </w:r>
+      <w:r>
+        <w:rPr>
+          <w:rFonts w:ascii="Calibri" w:hAnsi="Calibri" w:cs="Calibri"/>
+          <w:color w:val="003C64"/>
+          <w:spacing w:val="-2"/>
+          <w:sz w:val="24"/>
+          <w:szCs w:val="24"/>
+        </w:rPr>
+        <w:t xml:space="preserve"> </w:t>
       </w:r>
       <w:r>
         <w:rPr>
@@ -823,7 +843,7 @@
           <w:lang w:val="en-US"/>
         </w:rPr>
         <w:drawing>
-          <wp:inline distT="0" distB="0" distL="0" distR="0" wp14:anchorId="0CC1903F" wp14:editId="30E928C3">
+          <wp:inline distT="0" distB="0" distL="0" distR="0" wp14:anchorId="0CC1903F" wp14:editId="546FFEB7">
             <wp:extent cx="1077738" cy="1234302"/>
             <wp:effectExtent l="0" t="0" r="8255" b="4445"/>
             <wp:docPr id="8" name="Grafik 8"/>
